--- a/docs/answers/as-sigmanotation.docx
+++ b/docs/answers/as-sigmanotation.docx
@@ -52,7 +52,7 @@
         </w:rPr>
         <w:t xml:space="preserve"> </w:t>
       </w:r>
-      <w:hyperlink r:id="rId20">
+      <w:hyperlink r:id="rId9">
         <w:r>
           <w:rPr>
             <w:rStyle w:val="Hyperlink"/>
@@ -82,7 +82,7 @@
         <w:t xml:space="preserve">Please attempt the questions before reading these answers!</w:t>
       </w:r>
     </w:p>
-    <w:bookmarkStart w:id="21" w:name="q1"/>
+    <w:bookmarkStart w:id="10" w:name="q1"/>
     <w:p>
       <w:pPr>
         <w:pStyle w:val="Heading2"/>
@@ -520,8 +520,8 @@
         </m:r>
       </m:oMath>
     </w:p>
-    <w:bookmarkEnd w:id="21"/>
-    <w:bookmarkStart w:id="22" w:name="q2"/>
+    <w:bookmarkEnd w:id="10"/>
+    <w:bookmarkStart w:id="11" w:name="q2"/>
     <w:p>
       <w:pPr>
         <w:pStyle w:val="Heading2"/>
@@ -982,45 +982,47 @@
             </m:r>
           </m:sup>
           <m:e>
-            <m:sSup>
-              <m:e>
-                <m:d>
-                  <m:dPr>
-                    <m:begChr m:val="("/>
-                    <m:sepChr m:val=""/>
-                    <m:endChr m:val=")"/>
-                    <m:grow/>
-                  </m:dPr>
-                  <m:e>
-                    <m:r>
-                      <m:rPr>
-                        <m:sty m:val="p"/>
-                      </m:rPr>
-                      <m:t>−</m:t>
-                    </m:r>
-                    <m:r>
-                      <m:t>1</m:t>
-                    </m:r>
-                  </m:e>
-                </m:d>
-              </m:e>
-              <m:sup>
-                <m:r>
-                  <m:t>i</m:t>
-                </m:r>
-                <m:r>
-                  <m:rPr>
-                    <m:sty m:val="p"/>
-                  </m:rPr>
-                  <m:t>+</m:t>
-                </m:r>
-                <m:r>
-                  <m:t>1</m:t>
-                </m:r>
-              </m:sup>
-            </m:sSup>
+            <m:r>
+              <m:rPr>
+                <m:sty m:val="p"/>
+              </m:rPr>
+              <m:t>(</m:t>
+            </m:r>
           </m:e>
         </m:nary>
+        <m:r>
+          <m:rPr>
+            <m:sty m:val="p"/>
+          </m:rPr>
+          <m:t>−</m:t>
+        </m:r>
+        <m:r>
+          <m:t>1</m:t>
+        </m:r>
+        <m:sSup>
+          <m:e>
+            <m:r>
+              <m:rPr>
+                <m:sty m:val="p"/>
+              </m:rPr>
+              <m:t>)</m:t>
+            </m:r>
+          </m:e>
+          <m:sup>
+            <m:r>
+              <m:t>i</m:t>
+            </m:r>
+            <m:r>
+              <m:rPr>
+                <m:sty m:val="p"/>
+              </m:rPr>
+              <m:t>+</m:t>
+            </m:r>
+            <m:r>
+              <m:t>1</m:t>
+            </m:r>
+          </m:sup>
+        </m:sSup>
         <m:r>
           <m:t>6</m:t>
         </m:r>
@@ -1206,8 +1208,8 @@
         </m:nary>
       </m:oMath>
     </w:p>
-    <w:bookmarkEnd w:id="22"/>
-    <w:bookmarkStart w:id="23" w:name="q3"/>
+    <w:bookmarkEnd w:id="11"/>
+    <w:bookmarkStart w:id="12" w:name="q3"/>
     <w:p>
       <w:pPr>
         <w:pStyle w:val="Heading2"/>
@@ -1730,8 +1732,8 @@
         </w:pict>
       </w:r>
     </w:p>
-    <w:bookmarkEnd w:id="23"/>
-    <w:bookmarkStart w:id="25" w:name="version-history-and-licensing"/>
+    <w:bookmarkEnd w:id="12"/>
+    <w:bookmarkStart w:id="14" w:name="version-history-and-licensing"/>
     <w:p>
       <w:pPr>
         <w:pStyle w:val="Heading2"/>
@@ -1764,7 +1766,7 @@
       <w:pPr>
         <w:pStyle w:val="FirstParagraph"/>
       </w:pPr>
-      <w:hyperlink r:id="rId24">
+      <w:hyperlink r:id="rId13">
         <w:r>
           <w:rPr>
             <w:rStyle w:val="Hyperlink"/>
@@ -1773,7 +1775,7 @@
         </w:r>
       </w:hyperlink>
     </w:p>
-    <w:bookmarkEnd w:id="25"/>
+    <w:bookmarkEnd w:id="14"/>
     <w:sectPr>
       <w:pgSz w:h="15840" w:w="12240"/>
       <w:pgMar w:bottom="1440" w:footer="720" w:gutter="0" w:header="720" w:left="1440" w:right="1440" w:top="1440"/>
